--- a/DataAnalysis_Track/DataAnalysis_Track_Plan.docx
+++ b/DataAnalysis_Track/DataAnalysis_Track_Plan.docx
@@ -20,7 +20,7 @@
           <w:color w:val="2E5C8A"/>
           <w:sz w:val="20"/>
         </w:rPr>
-        <w:t>PROFESSIONAL TRAINING · FOUR WEEKS</w:t>
+        <w:t>PROFESSIONAL TRAINING · FIVE WEEKS</w:t>
       </w:r>
     </w:p>
     <w:p>
@@ -112,10 +112,10 @@
               <w:t>They leave able to get their own data out of a database, clean it without destroying it, answer a question with a number attached, and put the answer in front of somebody who will look at it for thirty seconds. That is the whole scope. It is deliberately narrower than the roadmap it is built from, and section 9 says what was left out and why.</w:t>
               <w:br/>
               <w:br/>
-              <w:t>THE STARTING POINT IS A SPREADSHEET. Sessions 1 and 2 contain no code at all: they are the vocabulary of data, grain, and keys, taught against the pivot tables and VLOOKUPs the room already uses. Every session after that opens with its new words defined in plain language, and the glossary handout is the union of those lists. Section 4 is that glossary.</w:t>
+              <w:t>THE STARTING POINT IS A SPREADSHEET. Sessions 1 and 2 contain no code at all: they are the vocabulary of data, grain, and keys, taught against the pivot tables and VLOOKUPs the room already uses. Every session after that opens with its new words defined in plain language, and the glossary handout is the union of those lists. Section 5 is that glossary.</w:t>
               <w:br/>
               <w:br/>
-              <w:t>Everything in this plan has been run. The course dataset is generated by a script, every lab answer is computed from that same data, and scripts/verify_da_track.py re-executes every query in every handout before the pack ships.</w:t>
+              <w:t>The generated Riverside data and reference calculations have automated checks. This does not establish that every teaching activity or student account has been rehearsed. The assessment readiness report separately records current calibration and complete-packet evidence.</w:t>
             </w:r>
           </w:p>
         </w:tc>
@@ -178,7 +178,7 @@
                 <w:color w:val="FFFFFF"/>
                 <w:sz w:val="19"/>
               </w:rPr>
-              <w:t>Where the thirty-six hours go</w:t>
+              <w:t>Where the forty-five hours go</w:t>
             </w:r>
           </w:p>
         </w:tc>
@@ -759,7 +759,7 @@
           <w:color w:val="2E5C8A"/>
           <w:sz w:val="19"/>
         </w:rPr>
-        <w:t>Python carries half the track because the brief was Python-heavy: SQL is there to get the data out and Power BI to put the answer in front of somebody, and each gets two sessions. The split is checked by the verifier, so it cannot quietly drift as the content is edited.</w:t>
+        <w:t>Python underpins 24 of the 45 hours, including statistics, charts and the investigation. Foundations take 6 hours, SQL 9 and Power BI 6. The timetable and tool totals are checked against the fifteen-session source.</w:t>
       </w:r>
     </w:p>
     <w:p>
@@ -768,7 +768,7 @@
         <w:pageBreakBefore/>
       </w:pPr>
       <w:r>
-        <w:t>1 · The shape of the four weeks</w:t>
+        <w:t>1 · The shape of the five weeks</w:t>
       </w:r>
     </w:p>
     <w:p>
@@ -782,7 +782,7 @@
           <w:i w:val="0"/>
           <w:sz w:val="21"/>
         </w:rPr>
-        <w:t>Twelve sessions of three hours, three a week. Week one gets the data out, week two cleans and reshapes it in Python, week three turns it into findings, week four ships those findings and defends them in front of the room.</w:t>
+        <w:t>Fifteen sessions of three hours, three a week. Week 1 introduces data, tables and the first SQL query. Week 2 develops SQL joins and introduces Python. Week 3 reads, cleans and reconciles files in pandas. Week 4 develops statistical descriptions and charts. Week 5 completes the investigation, Power BI model and capstone presentation.</w:t>
       </w:r>
     </w:p>
     <w:tbl>
@@ -882,7 +882,7 @@
                 <w:rFonts w:ascii="Calibri" w:hAnsi="Calibri"/>
                 <w:sz w:val="18"/>
               </w:rPr>
-              <w:t>Week 1 — getting the data</w:t>
+              <w:t>Week 1 — data foundations and first SQL</w:t>
             </w:r>
           </w:p>
         </w:tc>
@@ -955,7 +955,7 @@
                 <w:rFonts w:ascii="Calibri" w:hAnsi="Calibri"/>
                 <w:sz w:val="18"/>
               </w:rPr>
-              <w:t>Week 2 — Python and cleaning</w:t>
+              <w:t>Week 2 — SQL joins and first Python</w:t>
             </w:r>
           </w:p>
         </w:tc>
@@ -1028,7 +1028,7 @@
                 <w:rFonts w:ascii="Calibri" w:hAnsi="Calibri"/>
                 <w:sz w:val="18"/>
               </w:rPr>
-              <w:t>Week 3 — statistics, charts, and a real investigation</w:t>
+              <w:t>Week 3 — pandas, cleaning and reconciliation</w:t>
             </w:r>
           </w:p>
         </w:tc>
@@ -1101,7 +1101,7 @@
                 <w:rFonts w:ascii="Calibri" w:hAnsi="Calibri"/>
                 <w:sz w:val="18"/>
               </w:rPr>
-              <w:t>Week 4 — Power BI, and presenting</w:t>
+              <w:t>Week 4 — statistics and charts</w:t>
             </w:r>
           </w:p>
         </w:tc>
@@ -1150,6 +1150,78 @@
                 <w:sz w:val="18"/>
               </w:rPr>
               <w:t>12. Charts that answer the question (Charts)</w:t>
+            </w:r>
+          </w:p>
+        </w:tc>
+      </w:tr>
+      <w:tr>
+        <w:tc>
+          <w:tcPr>
+            <w:tcW w:type="dxa" w:w="2992"/>
+            <w:tcMar>
+              <w:top w:w="60" w:type="dxa"/>
+              <w:start w:w="90" w:type="dxa"/>
+              <w:bottom w:w="60" w:type="dxa"/>
+              <w:end w:w="90" w:type="dxa"/>
+            </w:tcMar>
+          </w:tcPr>
+          <w:p>
+            <w:pPr>
+              <w:spacing w:after="0" w:line="252" w:lineRule="auto"/>
+            </w:pPr>
+            <w:r>
+              <w:rPr>
+                <w:rFonts w:ascii="Calibri" w:hAnsi="Calibri"/>
+                <w:sz w:val="18"/>
+              </w:rPr>
+              <w:t>Week 5 — investigation, Power BI and presentation</w:t>
+            </w:r>
+          </w:p>
+        </w:tc>
+        <w:tc>
+          <w:tcPr>
+            <w:tcW w:type="dxa" w:w="6980"/>
+            <w:tcMar>
+              <w:top w:w="60" w:type="dxa"/>
+              <w:start w:w="90" w:type="dxa"/>
+              <w:bottom w:w="60" w:type="dxa"/>
+              <w:end w:w="90" w:type="dxa"/>
+            </w:tcMar>
+          </w:tcPr>
+          <w:p>
+            <w:pPr>
+              <w:spacing w:after="60" w:line="252" w:lineRule="auto"/>
+            </w:pPr>
+            <w:r>
+              <w:rPr>
+                <w:rFonts w:ascii="Calibri" w:hAnsi="Calibri"/>
+                <w:sz w:val="18"/>
+              </w:rPr>
+              <w:t>13. A whole investigation, end to end (Investigation)</w:t>
+            </w:r>
+          </w:p>
+          <w:p>
+            <w:pPr>
+              <w:spacing w:after="60" w:line="252" w:lineRule="auto"/>
+            </w:pPr>
+            <w:r>
+              <w:rPr>
+                <w:rFonts w:ascii="Calibri" w:hAnsi="Calibri"/>
+                <w:sz w:val="18"/>
+              </w:rPr>
+              <w:t>14. Getting data in, and modelling it (Power BI)</w:t>
+            </w:r>
+          </w:p>
+          <w:p>
+            <w:pPr>
+              <w:spacing w:after="0" w:line="252" w:lineRule="auto"/>
+            </w:pPr>
+            <w:r>
+              <w:rPr>
+                <w:rFonts w:ascii="Calibri" w:hAnsi="Calibri"/>
+                <w:sz w:val="18"/>
+              </w:rPr>
+              <w:t>15. Measures, a dashboard, and presenting it (Power BI)</w:t>
             </w:r>
           </w:p>
         </w:tc>
@@ -1795,73 +1867,25 @@
     </w:tbl>
     <w:p>
       <w:pPr>
-        <w:spacing w:after="160"/>
+        <w:spacing w:after="80" w:before="0" w:line="276" w:lineRule="auto"/>
       </w:pPr>
+      <w:r>
+        <w:rPr>
+          <w:rFonts w:ascii="Calibri" w:hAnsi="Calibri"/>
+          <w:b w:val="0"/>
+          <w:i w:val="0"/>
+          <w:sz w:val="18"/>
+        </w:rPr>
+        <w:t>Demonstrate short examples live, including how to read an error and recover. Keep the prepared notebook as a fallback so debugging does not consume the practical period.</w:t>
+      </w:r>
     </w:p>
-    <w:tbl>
-      <w:tblPr>
-        <w:tblW w:type="auto" w:w="0"/>
-        <w:jc w:val="center"/>
-        <w:tblLayout w:type="fixed"/>
-        <w:tblLook w:firstColumn="1" w:firstRow="1" w:lastColumn="0" w:lastRow="0" w:noHBand="0" w:noVBand="1" w:val="04A0"/>
-        <w:tblBorders>
-          <w:top w:val="single" w:sz="6" w:space="0" w:color="1F6F8B"/>
-          <w:bottom w:val="single" w:sz="6" w:space="0" w:color="1F6F8B"/>
-          <w:left w:val="single" w:sz="24" w:space="0" w:color="1F6F8B"/>
-          <w:right w:val="single" w:sz="6" w:space="0" w:color="1F6F8B"/>
-        </w:tblBorders>
-      </w:tblPr>
-      <w:tblGrid>
-        <w:gridCol w:w="9972"/>
-      </w:tblGrid>
-      <w:tr>
-        <w:tc>
-          <w:tcPr>
-            <w:tcW w:type="dxa" w:w="9972"/>
-            <w:tcMar>
-              <w:top w:w="110" w:type="dxa"/>
-              <w:start w:w="170" w:type="dxa"/>
-              <w:bottom w:w="110" w:type="dxa"/>
-              <w:end w:w="140" w:type="dxa"/>
-            </w:tcMar>
-            <w:shd w:val="clear" w:color="auto" w:fill="DDEAF0"/>
-          </w:tcPr>
-          <w:p>
-            <w:pPr>
-              <w:spacing w:after="60"/>
-            </w:pPr>
-            <w:r>
-              <w:rPr>
-                <w:rFonts w:ascii="Calibri" w:hAnsi="Calibri"/>
-                <w:b/>
-                <w:color w:val="1F6F8B"/>
-                <w:sz w:val="19"/>
-              </w:rPr>
-              <w:t>The instructor types everything live</w:t>
-            </w:r>
-          </w:p>
-          <w:p>
-            <w:pPr>
-              <w:spacing w:after="0" w:line="269" w:lineRule="auto"/>
-            </w:pPr>
-            <w:r>
-              <w:rPr>
-                <w:rFonts w:ascii="Calibri" w:hAnsi="Calibri"/>
-                <w:sz w:val="20"/>
-              </w:rPr>
-              <w:t>Nothing is pasted in from a finished notebook. The errors are half the teaching: a participant who has watched somebody read a traceback and recover will do it themselves, and one who has only seen working code will not. It is slower and it is the reason the teaching blocks are fifty minutes rather than thirty.</w:t>
-            </w:r>
-          </w:p>
-        </w:tc>
-      </w:tr>
-    </w:tbl>
     <w:p>
       <w:pPr>
         <w:pStyle w:val="Heading1"/>
         <w:pageBreakBefore/>
       </w:pPr>
       <w:r>
-        <w:t>2 · The twelve sessions</w:t>
+        <w:t>2 · The fifteen sessions</w:t>
       </w:r>
     </w:p>
     <w:p>
@@ -2790,7 +2814,7 @@
                 <w:rFonts w:ascii="Calibri" w:hAnsi="Calibri"/>
                 <w:sz w:val="18"/>
               </w:rPr>
-              <w:t>Lab, last 50 minutes</w:t>
+              <w:t>Practical work</w:t>
             </w:r>
           </w:p>
         </w:tc>
@@ -2874,67 +2898,20 @@
         <w:spacing w:after="80"/>
       </w:pPr>
     </w:p>
-    <w:tbl>
-      <w:tblPr>
-        <w:tblW w:type="auto" w:w="0"/>
-        <w:jc w:val="center"/>
-        <w:tblLayout w:type="fixed"/>
-        <w:tblLook w:firstColumn="1" w:firstRow="1" w:lastColumn="0" w:lastRow="0" w:noHBand="0" w:noVBand="1" w:val="04A0"/>
-        <w:tblBorders>
-          <w:top w:val="single" w:sz="6" w:space="0" w:color="C55A11"/>
-          <w:bottom w:val="single" w:sz="6" w:space="0" w:color="C55A11"/>
-          <w:left w:val="single" w:sz="24" w:space="0" w:color="C55A11"/>
-          <w:right w:val="single" w:sz="6" w:space="0" w:color="C55A11"/>
-        </w:tblBorders>
-      </w:tblPr>
-      <w:tblGrid>
-        <w:gridCol w:w="9972"/>
-      </w:tblGrid>
-      <w:tr>
-        <w:tc>
-          <w:tcPr>
-            <w:tcW w:type="dxa" w:w="9972"/>
-            <w:tcMar>
-              <w:top w:w="110" w:type="dxa"/>
-              <w:start w:w="170" w:type="dxa"/>
-              <w:bottom w:w="110" w:type="dxa"/>
-              <w:end w:w="140" w:type="dxa"/>
-            </w:tcMar>
-            <w:shd w:val="clear" w:color="auto" w:fill="FFF2CC"/>
-          </w:tcPr>
-          <w:p>
-            <w:pPr>
-              <w:spacing w:after="60"/>
-            </w:pPr>
-            <w:r>
-              <w:rPr>
-                <w:rFonts w:ascii="Calibri" w:hAnsi="Calibri"/>
-                <w:b/>
-                <w:color w:val="C55A11"/>
-                <w:sz w:val="19"/>
-              </w:rPr>
-              <w:t>The mistake this session exists to prevent</w:t>
-            </w:r>
-          </w:p>
-          <w:p>
-            <w:pPr>
-              <w:spacing w:after="0" w:line="269" w:lineRule="auto"/>
-            </w:pPr>
-            <w:r>
-              <w:rPr>
-                <w:rFonts w:ascii="Calibri" w:hAnsi="Calibri"/>
-                <w:sz w:val="20"/>
-              </w:rPr>
-              <w:t>Starting to compute before agreeing what was asked. It is the most expensive habit in the room and the cheapest to fix.</w:t>
-            </w:r>
-          </w:p>
-        </w:tc>
-      </w:tr>
-    </w:tbl>
     <w:p>
       <w:pPr>
-        <w:spacing w:after="160"/>
+        <w:spacing w:after="60" w:before="0" w:line="276" w:lineRule="auto"/>
       </w:pPr>
+      <w:r>
+        <w:rPr>
+          <w:rFonts w:ascii="Calibri" w:hAnsi="Calibri"/>
+          <w:b w:val="0"/>
+          <w:i w:val="0"/>
+          <w:color w:val="2E5C8A"/>
+          <w:sz w:val="18"/>
+        </w:rPr>
+        <w:t>Common mistake: Starting to compute before agreeing what was asked. It is the most expensive habit in the room and the cheapest to fix.</w:t>
+      </w:r>
     </w:p>
     <w:p>
       <w:pPr>
@@ -2958,32 +2935,8 @@
     </w:p>
     <w:p>
       <w:pPr>
-        <w:spacing w:after="80"/>
-      </w:pPr>
-    </w:p>
-    <w:p>
-      <w:pPr>
-        <w:spacing w:after="160" w:before="0" w:line="276" w:lineRule="auto"/>
-      </w:pPr>
-      <w:r>
-        <w:rPr>
-          <w:rFonts w:ascii="Calibri" w:hAnsi="Calibri"/>
-          <w:b w:val="0"/>
-          <w:i w:val="0"/>
-          <w:color w:val="2E5C8A"/>
-          <w:sz w:val="18"/>
-        </w:rPr>
-        <w:t>Figures used: table anatomy</w:t>
-      </w:r>
-    </w:p>
-    <w:p>
-      <w:pPr>
-        <w:spacing w:after="200"/>
-      </w:pPr>
-    </w:p>
-    <w:p>
-      <w:pPr>
         <w:pStyle w:val="Heading2"/>
+        <w:pageBreakBefore/>
       </w:pPr>
       <w:r>
         <w:t>Session 2 · Why data lives in several tables</w:t>
@@ -3762,7 +3715,7 @@
                 <w:rFonts w:ascii="Calibri" w:hAnsi="Calibri"/>
                 <w:sz w:val="18"/>
               </w:rPr>
-              <w:t>Lab, last 50 minutes</w:t>
+              <w:t>Practical work</w:t>
             </w:r>
           </w:p>
         </w:tc>
@@ -3846,76 +3799,9 @@
         <w:spacing w:after="80"/>
       </w:pPr>
     </w:p>
-    <w:tbl>
-      <w:tblPr>
-        <w:tblW w:type="auto" w:w="0"/>
-        <w:jc w:val="center"/>
-        <w:tblLayout w:type="fixed"/>
-        <w:tblLook w:firstColumn="1" w:firstRow="1" w:lastColumn="0" w:lastRow="0" w:noHBand="0" w:noVBand="1" w:val="04A0"/>
-        <w:tblBorders>
-          <w:top w:val="single" w:sz="6" w:space="0" w:color="C55A11"/>
-          <w:bottom w:val="single" w:sz="6" w:space="0" w:color="C55A11"/>
-          <w:left w:val="single" w:sz="24" w:space="0" w:color="C55A11"/>
-          <w:right w:val="single" w:sz="6" w:space="0" w:color="C55A11"/>
-        </w:tblBorders>
-      </w:tblPr>
-      <w:tblGrid>
-        <w:gridCol w:w="9972"/>
-      </w:tblGrid>
-      <w:tr>
-        <w:tc>
-          <w:tcPr>
-            <w:tcW w:type="dxa" w:w="9972"/>
-            <w:tcMar>
-              <w:top w:w="110" w:type="dxa"/>
-              <w:start w:w="170" w:type="dxa"/>
-              <w:bottom w:w="110" w:type="dxa"/>
-              <w:end w:w="140" w:type="dxa"/>
-            </w:tcMar>
-            <w:shd w:val="clear" w:color="auto" w:fill="FFF2CC"/>
-          </w:tcPr>
-          <w:p>
-            <w:pPr>
-              <w:spacing w:after="60"/>
-            </w:pPr>
-            <w:r>
-              <w:rPr>
-                <w:rFonts w:ascii="Calibri" w:hAnsi="Calibri"/>
-                <w:b/>
-                <w:color w:val="C55A11"/>
-                <w:sz w:val="19"/>
-              </w:rPr>
-              <w:t>The mistake this session exists to prevent</w:t>
-            </w:r>
-          </w:p>
-          <w:p>
-            <w:pPr>
-              <w:spacing w:after="0" w:line="269" w:lineRule="auto"/>
-            </w:pPr>
-            <w:r>
-              <w:rPr>
-                <w:rFonts w:ascii="Calibri" w:hAnsi="Calibri"/>
-                <w:sz w:val="20"/>
-              </w:rPr>
-              <w:t>Assuming one row means what you assume it means. Every wrong total later in this course comes from a grain nobody said out loud.</w:t>
-            </w:r>
-          </w:p>
-        </w:tc>
-      </w:tr>
-    </w:tbl>
     <w:p>
       <w:pPr>
-        <w:spacing w:after="160"/>
-      </w:pPr>
-    </w:p>
-    <w:p>
-      <w:pPr>
-        <w:spacing w:after="80"/>
-      </w:pPr>
-    </w:p>
-    <w:p>
-      <w:pPr>
-        <w:spacing w:after="160" w:before="0" w:line="276" w:lineRule="auto"/>
+        <w:spacing w:after="60" w:before="0" w:line="276" w:lineRule="auto"/>
       </w:pPr>
       <w:r>
         <w:rPr>
@@ -3925,17 +3811,13 @@
           <w:color w:val="2E5C8A"/>
           <w:sz w:val="18"/>
         </w:rPr>
-        <w:t>Figures used: grain, join</w:t>
+        <w:t>Common mistake: Assuming one row means what you assume it means. Every wrong total later in this course comes from a grain nobody said out loud.</w:t>
       </w:r>
     </w:p>
     <w:p>
       <w:pPr>
-        <w:spacing w:after="200"/>
-      </w:pPr>
-    </w:p>
-    <w:p>
-      <w:pPr>
         <w:pStyle w:val="Heading2"/>
+        <w:pageBreakBefore/>
       </w:pPr>
       <w:r>
         <w:t>Session 3 · Asking a database for rows</w:t>
@@ -4785,7 +4667,7 @@
                 <w:rFonts w:ascii="Calibri" w:hAnsi="Calibri"/>
                 <w:sz w:val="18"/>
               </w:rPr>
-              <w:t>Lab, last 50 minutes</w:t>
+              <w:t>Practical work</w:t>
             </w:r>
           </w:p>
         </w:tc>
@@ -4869,76 +4751,25 @@
         <w:spacing w:after="80"/>
       </w:pPr>
     </w:p>
-    <w:tbl>
-      <w:tblPr>
-        <w:tblW w:type="auto" w:w="0"/>
-        <w:jc w:val="center"/>
-        <w:tblLayout w:type="fixed"/>
-        <w:tblLook w:firstColumn="1" w:firstRow="1" w:lastColumn="0" w:lastRow="0" w:noHBand="0" w:noVBand="1" w:val="04A0"/>
-        <w:tblBorders>
-          <w:top w:val="single" w:sz="6" w:space="0" w:color="C55A11"/>
-          <w:bottom w:val="single" w:sz="6" w:space="0" w:color="C55A11"/>
-          <w:left w:val="single" w:sz="24" w:space="0" w:color="C55A11"/>
-          <w:right w:val="single" w:sz="6" w:space="0" w:color="C55A11"/>
-        </w:tblBorders>
-      </w:tblPr>
-      <w:tblGrid>
-        <w:gridCol w:w="9972"/>
-      </w:tblGrid>
-      <w:tr>
-        <w:tc>
-          <w:tcPr>
-            <w:tcW w:type="dxa" w:w="9972"/>
-            <w:tcMar>
-              <w:top w:w="110" w:type="dxa"/>
-              <w:start w:w="170" w:type="dxa"/>
-              <w:bottom w:w="110" w:type="dxa"/>
-              <w:end w:w="140" w:type="dxa"/>
-            </w:tcMar>
-            <w:shd w:val="clear" w:color="auto" w:fill="FFF2CC"/>
-          </w:tcPr>
-          <w:p>
-            <w:pPr>
-              <w:spacing w:after="60"/>
-            </w:pPr>
-            <w:r>
-              <w:rPr>
-                <w:rFonts w:ascii="Calibri" w:hAnsi="Calibri"/>
-                <w:b/>
-                <w:color w:val="C55A11"/>
-                <w:sz w:val="19"/>
-              </w:rPr>
-              <w:t>The mistake this session exists to prevent</w:t>
-            </w:r>
-          </w:p>
-          <w:p>
-            <w:pPr>
-              <w:spacing w:after="0" w:line="269" w:lineRule="auto"/>
-            </w:pPr>
-            <w:r>
-              <w:rPr>
-                <w:rFonts w:ascii="Calibri" w:hAnsi="Calibri"/>
-                <w:sz w:val="20"/>
-              </w:rPr>
-              <w:t>Writing = NULL instead of IS NULL. No error, no warning, zero rows, and the zero looks like a fact about the business.</w:t>
-            </w:r>
-          </w:p>
-        </w:tc>
-      </w:tr>
-    </w:tbl>
     <w:p>
       <w:pPr>
-        <w:spacing w:after="160"/>
+        <w:spacing w:after="60" w:before="0" w:line="276" w:lineRule="auto"/>
       </w:pPr>
-    </w:p>
-    <w:p>
-      <w:pPr>
-        <w:spacing w:after="200"/>
-      </w:pPr>
+      <w:r>
+        <w:rPr>
+          <w:rFonts w:ascii="Calibri" w:hAnsi="Calibri"/>
+          <w:b w:val="0"/>
+          <w:i w:val="0"/>
+          <w:color w:val="2E5C8A"/>
+          <w:sz w:val="18"/>
+        </w:rPr>
+        <w:t>Common mistake: Writing = NULL instead of IS NULL. No error, no warning, zero rows, and the zero looks like a fact about the business.</w:t>
+      </w:r>
     </w:p>
     <w:p>
       <w:pPr>
         <w:pStyle w:val="Heading2"/>
+        <w:pageBreakBefore/>
       </w:pPr>
       <w:r>
         <w:t>Session 4 · Counting and grouping</w:t>
@@ -5643,7 +5474,7 @@
                 <w:rFonts w:ascii="Calibri" w:hAnsi="Calibri"/>
                 <w:sz w:val="18"/>
               </w:rPr>
-              <w:t>Lab, last 50 minutes</w:t>
+              <w:t>Practical work</w:t>
             </w:r>
           </w:p>
         </w:tc>
@@ -5727,76 +5558,25 @@
         <w:spacing w:after="80"/>
       </w:pPr>
     </w:p>
-    <w:tbl>
-      <w:tblPr>
-        <w:tblW w:type="auto" w:w="0"/>
-        <w:jc w:val="center"/>
-        <w:tblLayout w:type="fixed"/>
-        <w:tblLook w:firstColumn="1" w:firstRow="1" w:lastColumn="0" w:lastRow="0" w:noHBand="0" w:noVBand="1" w:val="04A0"/>
-        <w:tblBorders>
-          <w:top w:val="single" w:sz="6" w:space="0" w:color="C55A11"/>
-          <w:bottom w:val="single" w:sz="6" w:space="0" w:color="C55A11"/>
-          <w:left w:val="single" w:sz="24" w:space="0" w:color="C55A11"/>
-          <w:right w:val="single" w:sz="6" w:space="0" w:color="C55A11"/>
-        </w:tblBorders>
-      </w:tblPr>
-      <w:tblGrid>
-        <w:gridCol w:w="9972"/>
-      </w:tblGrid>
-      <w:tr>
-        <w:tc>
-          <w:tcPr>
-            <w:tcW w:type="dxa" w:w="9972"/>
-            <w:tcMar>
-              <w:top w:w="110" w:type="dxa"/>
-              <w:start w:w="170" w:type="dxa"/>
-              <w:bottom w:w="110" w:type="dxa"/>
-              <w:end w:w="140" w:type="dxa"/>
-            </w:tcMar>
-            <w:shd w:val="clear" w:color="auto" w:fill="FFF2CC"/>
-          </w:tcPr>
-          <w:p>
-            <w:pPr>
-              <w:spacing w:after="60"/>
-            </w:pPr>
-            <w:r>
-              <w:rPr>
-                <w:rFonts w:ascii="Calibri" w:hAnsi="Calibri"/>
-                <w:b/>
-                <w:color w:val="C55A11"/>
-                <w:sz w:val="19"/>
-              </w:rPr>
-              <w:t>The mistake this session exists to prevent</w:t>
-            </w:r>
-          </w:p>
-          <w:p>
-            <w:pPr>
-              <w:spacing w:after="0" w:line="269" w:lineRule="auto"/>
-            </w:pPr>
-            <w:r>
-              <w:rPr>
-                <w:rFonts w:ascii="Calibri" w:hAnsi="Calibri"/>
-                <w:sz w:val="20"/>
-              </w:rPr>
-              <w:t>Averaging an average. The average of four regional averages is not the national average unless the regions are the same size. Sum the top, sum the bottom, then divide.</w:t>
-            </w:r>
-          </w:p>
-        </w:tc>
-      </w:tr>
-    </w:tbl>
     <w:p>
       <w:pPr>
-        <w:spacing w:after="160"/>
+        <w:spacing w:after="60" w:before="0" w:line="276" w:lineRule="auto"/>
       </w:pPr>
-    </w:p>
-    <w:p>
-      <w:pPr>
-        <w:spacing w:after="200"/>
-      </w:pPr>
+      <w:r>
+        <w:rPr>
+          <w:rFonts w:ascii="Calibri" w:hAnsi="Calibri"/>
+          <w:b w:val="0"/>
+          <w:i w:val="0"/>
+          <w:color w:val="2E5C8A"/>
+          <w:sz w:val="18"/>
+        </w:rPr>
+        <w:t>Common mistake: Averaging an average. The average of four regional averages is not the national average unless the regions are the same size. Sum the top, sum the bottom, then divide.</w:t>
+      </w:r>
     </w:p>
     <w:p>
       <w:pPr>
         <w:pStyle w:val="Heading2"/>
+        <w:pageBreakBefore/>
       </w:pPr>
       <w:r>
         <w:t>Session 5 · Joining tables, carefully</w:t>
@@ -6430,7 +6210,7 @@
                 <w:rFonts w:ascii="Calibri" w:hAnsi="Calibri"/>
                 <w:sz w:val="18"/>
               </w:rPr>
-              <w:t>Lab, last 50 minutes</w:t>
+              <w:t>Practical work</w:t>
             </w:r>
           </w:p>
         </w:tc>
@@ -6514,67 +6294,20 @@
         <w:spacing w:after="80"/>
       </w:pPr>
     </w:p>
-    <w:tbl>
-      <w:tblPr>
-        <w:tblW w:type="auto" w:w="0"/>
-        <w:jc w:val="center"/>
-        <w:tblLayout w:type="fixed"/>
-        <w:tblLook w:firstColumn="1" w:firstRow="1" w:lastColumn="0" w:lastRow="0" w:noHBand="0" w:noVBand="1" w:val="04A0"/>
-        <w:tblBorders>
-          <w:top w:val="single" w:sz="6" w:space="0" w:color="C55A11"/>
-          <w:bottom w:val="single" w:sz="6" w:space="0" w:color="C55A11"/>
-          <w:left w:val="single" w:sz="24" w:space="0" w:color="C55A11"/>
-          <w:right w:val="single" w:sz="6" w:space="0" w:color="C55A11"/>
-        </w:tblBorders>
-      </w:tblPr>
-      <w:tblGrid>
-        <w:gridCol w:w="9972"/>
-      </w:tblGrid>
-      <w:tr>
-        <w:tc>
-          <w:tcPr>
-            <w:tcW w:type="dxa" w:w="9972"/>
-            <w:tcMar>
-              <w:top w:w="110" w:type="dxa"/>
-              <w:start w:w="170" w:type="dxa"/>
-              <w:bottom w:w="110" w:type="dxa"/>
-              <w:end w:w="140" w:type="dxa"/>
-            </w:tcMar>
-            <w:shd w:val="clear" w:color="auto" w:fill="FFF2CC"/>
-          </w:tcPr>
-          <w:p>
-            <w:pPr>
-              <w:spacing w:after="60"/>
-            </w:pPr>
-            <w:r>
-              <w:rPr>
-                <w:rFonts w:ascii="Calibri" w:hAnsi="Calibri"/>
-                <w:b/>
-                <w:color w:val="C55A11"/>
-                <w:sz w:val="19"/>
-              </w:rPr>
-              <w:t>The mistake this session exists to prevent</w:t>
-            </w:r>
-          </w:p>
-          <w:p>
-            <w:pPr>
-              <w:spacing w:after="0" w:line="269" w:lineRule="auto"/>
-            </w:pPr>
-            <w:r>
-              <w:rPr>
-                <w:rFonts w:ascii="Calibri" w:hAnsi="Calibri"/>
-                <w:sz w:val="20"/>
-              </w:rPr>
-              <w:t>A join that multiplies rows. The total gets bigger and looks plausible, and the only tell is the row count.</w:t>
-            </w:r>
-          </w:p>
-        </w:tc>
-      </w:tr>
-    </w:tbl>
     <w:p>
       <w:pPr>
-        <w:spacing w:after="160"/>
+        <w:spacing w:after="60" w:before="0" w:line="276" w:lineRule="auto"/>
       </w:pPr>
+      <w:r>
+        <w:rPr>
+          <w:rFonts w:ascii="Calibri" w:hAnsi="Calibri"/>
+          <w:b w:val="0"/>
+          <w:i w:val="0"/>
+          <w:color w:val="2E5C8A"/>
+          <w:sz w:val="18"/>
+        </w:rPr>
+        <w:t>Common mistake: A join that multiplies rows. The total gets bigger and looks plausible, and the only tell is the row count.</w:t>
+      </w:r>
     </w:p>
     <w:p>
       <w:pPr>
@@ -6598,12 +6331,8 @@
     </w:p>
     <w:p>
       <w:pPr>
-        <w:spacing w:after="200"/>
-      </w:pPr>
-    </w:p>
-    <w:p>
-      <w:pPr>
         <w:pStyle w:val="Heading2"/>
+        <w:pageBreakBefore/>
       </w:pPr>
       <w:r>
         <w:t>Session 6 · Your first program</w:t>
@@ -7672,7 +7401,7 @@
                 <w:rFonts w:ascii="Calibri" w:hAnsi="Calibri"/>
                 <w:sz w:val="18"/>
               </w:rPr>
-              <w:t>Lab, last 50 minutes</w:t>
+              <w:t>Practical work</w:t>
             </w:r>
           </w:p>
         </w:tc>
@@ -7756,76 +7485,25 @@
         <w:spacing w:after="80"/>
       </w:pPr>
     </w:p>
-    <w:tbl>
-      <w:tblPr>
-        <w:tblW w:type="auto" w:w="0"/>
-        <w:jc w:val="center"/>
-        <w:tblLayout w:type="fixed"/>
-        <w:tblLook w:firstColumn="1" w:firstRow="1" w:lastColumn="0" w:lastRow="0" w:noHBand="0" w:noVBand="1" w:val="04A0"/>
-        <w:tblBorders>
-          <w:top w:val="single" w:sz="6" w:space="0" w:color="C55A11"/>
-          <w:bottom w:val="single" w:sz="6" w:space="0" w:color="C55A11"/>
-          <w:left w:val="single" w:sz="24" w:space="0" w:color="C55A11"/>
-          <w:right w:val="single" w:sz="6" w:space="0" w:color="C55A11"/>
-        </w:tblBorders>
-      </w:tblPr>
-      <w:tblGrid>
-        <w:gridCol w:w="9972"/>
-      </w:tblGrid>
-      <w:tr>
-        <w:tc>
-          <w:tcPr>
-            <w:tcW w:type="dxa" w:w="9972"/>
-            <w:tcMar>
-              <w:top w:w="110" w:type="dxa"/>
-              <w:start w:w="170" w:type="dxa"/>
-              <w:bottom w:w="110" w:type="dxa"/>
-              <w:end w:w="140" w:type="dxa"/>
-            </w:tcMar>
-            <w:shd w:val="clear" w:color="auto" w:fill="FFF2CC"/>
-          </w:tcPr>
-          <w:p>
-            <w:pPr>
-              <w:spacing w:after="60"/>
-            </w:pPr>
-            <w:r>
-              <w:rPr>
-                <w:rFonts w:ascii="Calibri" w:hAnsi="Calibri"/>
-                <w:b/>
-                <w:color w:val="C55A11"/>
-                <w:sz w:val="19"/>
-              </w:rPr>
-              <w:t>The mistake this session exists to prevent</w:t>
-            </w:r>
-          </w:p>
-          <w:p>
-            <w:pPr>
-              <w:spacing w:after="0" w:line="269" w:lineRule="auto"/>
-            </w:pPr>
-            <w:r>
-              <w:rPr>
-                <w:rFonts w:ascii="Calibri" w:hAnsi="Calibri"/>
-                <w:sz w:val="20"/>
-              </w:rPr>
-              <w:t>Copying code you cannot read. It works, you learn nothing, and the first time it breaks you are stuck. Type it.</w:t>
-            </w:r>
-          </w:p>
-        </w:tc>
-      </w:tr>
-    </w:tbl>
     <w:p>
       <w:pPr>
-        <w:spacing w:after="160"/>
+        <w:spacing w:after="60" w:before="0" w:line="276" w:lineRule="auto"/>
       </w:pPr>
-    </w:p>
-    <w:p>
-      <w:pPr>
-        <w:spacing w:after="200"/>
-      </w:pPr>
+      <w:r>
+        <w:rPr>
+          <w:rFonts w:ascii="Calibri" w:hAnsi="Calibri"/>
+          <w:b w:val="0"/>
+          <w:i w:val="0"/>
+          <w:color w:val="2E5C8A"/>
+          <w:sz w:val="18"/>
+        </w:rPr>
+        <w:t>Common mistake: Copying code you cannot read. It works, you learn nothing, and the first time it breaks you are stuck. Type it.</w:t>
+      </w:r>
     </w:p>
     <w:p>
       <w:pPr>
         <w:pStyle w:val="Heading2"/>
+        <w:pageBreakBefore/>
       </w:pPr>
       <w:r>
         <w:t>Session 7 · Reading a file, and looking at it</w:t>
@@ -8530,7 +8208,7 @@
                 <w:rFonts w:ascii="Calibri" w:hAnsi="Calibri"/>
                 <w:sz w:val="18"/>
               </w:rPr>
-              <w:t>Lab, last 50 minutes</w:t>
+              <w:t>Practical work</w:t>
             </w:r>
           </w:p>
         </w:tc>
@@ -8614,76 +8292,25 @@
         <w:spacing w:after="80"/>
       </w:pPr>
     </w:p>
-    <w:tbl>
-      <w:tblPr>
-        <w:tblW w:type="auto" w:w="0"/>
-        <w:jc w:val="center"/>
-        <w:tblLayout w:type="fixed"/>
-        <w:tblLook w:firstColumn="1" w:firstRow="1" w:lastColumn="0" w:lastRow="0" w:noHBand="0" w:noVBand="1" w:val="04A0"/>
-        <w:tblBorders>
-          <w:top w:val="single" w:sz="6" w:space="0" w:color="C55A11"/>
-          <w:bottom w:val="single" w:sz="6" w:space="0" w:color="C55A11"/>
-          <w:left w:val="single" w:sz="24" w:space="0" w:color="C55A11"/>
-          <w:right w:val="single" w:sz="6" w:space="0" w:color="C55A11"/>
-        </w:tblBorders>
-      </w:tblPr>
-      <w:tblGrid>
-        <w:gridCol w:w="9972"/>
-      </w:tblGrid>
-      <w:tr>
-        <w:tc>
-          <w:tcPr>
-            <w:tcW w:type="dxa" w:w="9972"/>
-            <w:tcMar>
-              <w:top w:w="110" w:type="dxa"/>
-              <w:start w:w="170" w:type="dxa"/>
-              <w:bottom w:w="110" w:type="dxa"/>
-              <w:end w:w="140" w:type="dxa"/>
-            </w:tcMar>
-            <w:shd w:val="clear" w:color="auto" w:fill="FFF2CC"/>
-          </w:tcPr>
-          <w:p>
-            <w:pPr>
-              <w:spacing w:after="60"/>
-            </w:pPr>
-            <w:r>
-              <w:rPr>
-                <w:rFonts w:ascii="Calibri" w:hAnsi="Calibri"/>
-                <w:b/>
-                <w:color w:val="C55A11"/>
-                <w:sz w:val="19"/>
-              </w:rPr>
-              <w:t>The mistake this session exists to prevent</w:t>
-            </w:r>
-          </w:p>
-          <w:p>
-            <w:pPr>
-              <w:spacing w:after="0" w:line="269" w:lineRule="auto"/>
-            </w:pPr>
-            <w:r>
-              <w:rPr>
-                <w:rFonts w:ascii="Calibri" w:hAnsi="Calibri"/>
-                <w:sz w:val="20"/>
-              </w:rPr>
-              <w:t>Reading a file and trusting the types. A column of numbers arriving as text is the commonest cause of a wrong answer in pandas, and nothing raises an error.</w:t>
-            </w:r>
-          </w:p>
-        </w:tc>
-      </w:tr>
-    </w:tbl>
     <w:p>
       <w:pPr>
-        <w:spacing w:after="160"/>
+        <w:spacing w:after="60" w:before="0" w:line="276" w:lineRule="auto"/>
       </w:pPr>
-    </w:p>
-    <w:p>
-      <w:pPr>
-        <w:spacing w:after="200"/>
-      </w:pPr>
+      <w:r>
+        <w:rPr>
+          <w:rFonts w:ascii="Calibri" w:hAnsi="Calibri"/>
+          <w:b w:val="0"/>
+          <w:i w:val="0"/>
+          <w:color w:val="2E5C8A"/>
+          <w:sz w:val="18"/>
+        </w:rPr>
+        <w:t>Common mistake: Reading a file and trusting the types. A column of numbers arriving as text is the commonest cause of a wrong answer in pandas, and nothing raises an error.</w:t>
+      </w:r>
     </w:p>
     <w:p>
       <w:pPr>
         <w:pStyle w:val="Heading2"/>
+        <w:pageBreakBefore/>
       </w:pPr>
       <w:r>
         <w:t>Session 8 · Cleaning, and writing down what you did</w:t>
@@ -9317,7 +8944,7 @@
                 <w:rFonts w:ascii="Calibri" w:hAnsi="Calibri"/>
                 <w:sz w:val="18"/>
               </w:rPr>
-              <w:t>Lab, last 50 minutes</w:t>
+              <w:t>Practical work</w:t>
             </w:r>
           </w:p>
         </w:tc>
@@ -9401,76 +9028,25 @@
         <w:spacing w:after="80"/>
       </w:pPr>
     </w:p>
-    <w:tbl>
-      <w:tblPr>
-        <w:tblW w:type="auto" w:w="0"/>
-        <w:jc w:val="center"/>
-        <w:tblLayout w:type="fixed"/>
-        <w:tblLook w:firstColumn="1" w:firstRow="1" w:lastColumn="0" w:lastRow="0" w:noHBand="0" w:noVBand="1" w:val="04A0"/>
-        <w:tblBorders>
-          <w:top w:val="single" w:sz="6" w:space="0" w:color="C55A11"/>
-          <w:bottom w:val="single" w:sz="6" w:space="0" w:color="C55A11"/>
-          <w:left w:val="single" w:sz="24" w:space="0" w:color="C55A11"/>
-          <w:right w:val="single" w:sz="6" w:space="0" w:color="C55A11"/>
-        </w:tblBorders>
-      </w:tblPr>
-      <w:tblGrid>
-        <w:gridCol w:w="9972"/>
-      </w:tblGrid>
-      <w:tr>
-        <w:tc>
-          <w:tcPr>
-            <w:tcW w:type="dxa" w:w="9972"/>
-            <w:tcMar>
-              <w:top w:w="110" w:type="dxa"/>
-              <w:start w:w="170" w:type="dxa"/>
-              <w:bottom w:w="110" w:type="dxa"/>
-              <w:end w:w="140" w:type="dxa"/>
-            </w:tcMar>
-            <w:shd w:val="clear" w:color="auto" w:fill="FFF2CC"/>
-          </w:tcPr>
-          <w:p>
-            <w:pPr>
-              <w:spacing w:after="60"/>
-            </w:pPr>
-            <w:r>
-              <w:rPr>
-                <w:rFonts w:ascii="Calibri" w:hAnsi="Calibri"/>
-                <w:b/>
-                <w:color w:val="C55A11"/>
-                <w:sz w:val="19"/>
-              </w:rPr>
-              <w:t>The mistake this session exists to prevent</w:t>
-            </w:r>
-          </w:p>
-          <w:p>
-            <w:pPr>
-              <w:spacing w:after="0" w:line="269" w:lineRule="auto"/>
-            </w:pPr>
-            <w:r>
-              <w:rPr>
-                <w:rFonts w:ascii="Calibri" w:hAnsi="Calibri"/>
-                <w:sz w:val="20"/>
-              </w:rPr>
-              <w:t>Cleaning until the number looks right. The log exists to make that visible, including to yourself.</w:t>
-            </w:r>
-          </w:p>
-        </w:tc>
-      </w:tr>
-    </w:tbl>
     <w:p>
       <w:pPr>
-        <w:spacing w:after="160"/>
+        <w:spacing w:after="60" w:before="0" w:line="276" w:lineRule="auto"/>
       </w:pPr>
-    </w:p>
-    <w:p>
-      <w:pPr>
-        <w:spacing w:after="200"/>
-      </w:pPr>
+      <w:r>
+        <w:rPr>
+          <w:rFonts w:ascii="Calibri" w:hAnsi="Calibri"/>
+          <w:b w:val="0"/>
+          <w:i w:val="0"/>
+          <w:color w:val="2E5C8A"/>
+          <w:sz w:val="18"/>
+        </w:rPr>
+        <w:t>Common mistake: Cleaning until the number looks right. The log exists to make that visible, including to yourself.</w:t>
+      </w:r>
     </w:p>
     <w:p>
       <w:pPr>
         <w:pStyle w:val="Heading2"/>
+        <w:pageBreakBefore/>
       </w:pPr>
       <w:r>
         <w:t>Session 9 · Grouping and joining in pandas</w:t>
@@ -10104,7 +9680,7 @@
                 <w:rFonts w:ascii="Calibri" w:hAnsi="Calibri"/>
                 <w:sz w:val="18"/>
               </w:rPr>
-              <w:t>Lab, last 50 minutes</w:t>
+              <w:t>Practical work</w:t>
             </w:r>
           </w:p>
         </w:tc>
@@ -10188,67 +9764,20 @@
         <w:spacing w:after="80"/>
       </w:pPr>
     </w:p>
-    <w:tbl>
-      <w:tblPr>
-        <w:tblW w:type="auto" w:w="0"/>
-        <w:jc w:val="center"/>
-        <w:tblLayout w:type="fixed"/>
-        <w:tblLook w:firstColumn="1" w:firstRow="1" w:lastColumn="0" w:lastRow="0" w:noHBand="0" w:noVBand="1" w:val="04A0"/>
-        <w:tblBorders>
-          <w:top w:val="single" w:sz="6" w:space="0" w:color="C55A11"/>
-          <w:bottom w:val="single" w:sz="6" w:space="0" w:color="C55A11"/>
-          <w:left w:val="single" w:sz="24" w:space="0" w:color="C55A11"/>
-          <w:right w:val="single" w:sz="6" w:space="0" w:color="C55A11"/>
-        </w:tblBorders>
-      </w:tblPr>
-      <w:tblGrid>
-        <w:gridCol w:w="9972"/>
-      </w:tblGrid>
-      <w:tr>
-        <w:tc>
-          <w:tcPr>
-            <w:tcW w:type="dxa" w:w="9972"/>
-            <w:tcMar>
-              <w:top w:w="110" w:type="dxa"/>
-              <w:start w:w="170" w:type="dxa"/>
-              <w:bottom w:w="110" w:type="dxa"/>
-              <w:end w:w="140" w:type="dxa"/>
-            </w:tcMar>
-            <w:shd w:val="clear" w:color="auto" w:fill="FFF2CC"/>
-          </w:tcPr>
-          <w:p>
-            <w:pPr>
-              <w:spacing w:after="60"/>
-            </w:pPr>
-            <w:r>
-              <w:rPr>
-                <w:rFonts w:ascii="Calibri" w:hAnsi="Calibri"/>
-                <w:b/>
-                <w:color w:val="C55A11"/>
-                <w:sz w:val="19"/>
-              </w:rPr>
-              <w:t>The mistake this session exists to prevent</w:t>
-            </w:r>
-          </w:p>
-          <w:p>
-            <w:pPr>
-              <w:spacing w:after="0" w:line="269" w:lineRule="auto"/>
-            </w:pPr>
-            <w:r>
-              <w:rPr>
-                <w:rFonts w:ascii="Calibri" w:hAnsi="Calibri"/>
-                <w:sz w:val="20"/>
-              </w:rPr>
-              <w:t>A merge that silently multiplies rows. validate turns that into an exception instead of a wrong number.</w:t>
-            </w:r>
-          </w:p>
-        </w:tc>
-      </w:tr>
-    </w:tbl>
     <w:p>
       <w:pPr>
-        <w:spacing w:after="160"/>
+        <w:spacing w:after="60" w:before="0" w:line="276" w:lineRule="auto"/>
       </w:pPr>
+      <w:r>
+        <w:rPr>
+          <w:rFonts w:ascii="Calibri" w:hAnsi="Calibri"/>
+          <w:b w:val="0"/>
+          <w:i w:val="0"/>
+          <w:color w:val="2E5C8A"/>
+          <w:sz w:val="18"/>
+        </w:rPr>
+        <w:t>Common mistake: A merge that silently multiplies rows. validate turns that into an exception instead of a wrong number.</w:t>
+      </w:r>
     </w:p>
     <w:p>
       <w:pPr>
@@ -10272,12 +9801,8 @@
     </w:p>
     <w:p>
       <w:pPr>
-        <w:spacing w:after="200"/>
-      </w:pPr>
-    </w:p>
-    <w:p>
-      <w:pPr>
         <w:pStyle w:val="Heading2"/>
+        <w:pageBreakBefore/>
       </w:pPr>
       <w:r>
         <w:t>Session 10 · Describing one column</w:t>
@@ -11272,7 +10797,7 @@
                 <w:rFonts w:ascii="Calibri" w:hAnsi="Calibri"/>
                 <w:sz w:val="18"/>
               </w:rPr>
-              <w:t>Lab, last 50 minutes</w:t>
+              <w:t>Practical work</w:t>
             </w:r>
           </w:p>
         </w:tc>
@@ -11356,76 +10881,9 @@
         <w:spacing w:after="80"/>
       </w:pPr>
     </w:p>
-    <w:tbl>
-      <w:tblPr>
-        <w:tblW w:type="auto" w:w="0"/>
-        <w:jc w:val="center"/>
-        <w:tblLayout w:type="fixed"/>
-        <w:tblLook w:firstColumn="1" w:firstRow="1" w:lastColumn="0" w:lastRow="0" w:noHBand="0" w:noVBand="1" w:val="04A0"/>
-        <w:tblBorders>
-          <w:top w:val="single" w:sz="6" w:space="0" w:color="C55A11"/>
-          <w:bottom w:val="single" w:sz="6" w:space="0" w:color="C55A11"/>
-          <w:left w:val="single" w:sz="24" w:space="0" w:color="C55A11"/>
-          <w:right w:val="single" w:sz="6" w:space="0" w:color="C55A11"/>
-        </w:tblBorders>
-      </w:tblPr>
-      <w:tblGrid>
-        <w:gridCol w:w="9972"/>
-      </w:tblGrid>
-      <w:tr>
-        <w:tc>
-          <w:tcPr>
-            <w:tcW w:type="dxa" w:w="9972"/>
-            <w:tcMar>
-              <w:top w:w="110" w:type="dxa"/>
-              <w:start w:w="170" w:type="dxa"/>
-              <w:bottom w:w="110" w:type="dxa"/>
-              <w:end w:w="140" w:type="dxa"/>
-            </w:tcMar>
-            <w:shd w:val="clear" w:color="auto" w:fill="FFF2CC"/>
-          </w:tcPr>
-          <w:p>
-            <w:pPr>
-              <w:spacing w:after="60"/>
-            </w:pPr>
-            <w:r>
-              <w:rPr>
-                <w:rFonts w:ascii="Calibri" w:hAnsi="Calibri"/>
-                <w:b/>
-                <w:color w:val="C55A11"/>
-                <w:sz w:val="19"/>
-              </w:rPr>
-              <w:t>The mistake this session exists to prevent</w:t>
-            </w:r>
-          </w:p>
-          <w:p>
-            <w:pPr>
-              <w:spacing w:after="0" w:line="269" w:lineRule="auto"/>
-            </w:pPr>
-            <w:r>
-              <w:rPr>
-                <w:rFonts w:ascii="Calibri" w:hAnsi="Calibri"/>
-                <w:sz w:val="20"/>
-              </w:rPr>
-              <w:t>Reporting a mean on a skewed distribution. It is the single commonest misleading number in business reporting.</w:t>
-            </w:r>
-          </w:p>
-        </w:tc>
-      </w:tr>
-    </w:tbl>
     <w:p>
       <w:pPr>
-        <w:spacing w:after="160"/>
-      </w:pPr>
-    </w:p>
-    <w:p>
-      <w:pPr>
-        <w:spacing w:after="80"/>
-      </w:pPr>
-    </w:p>
-    <w:p>
-      <w:pPr>
-        <w:spacing w:after="160" w:before="0" w:line="276" w:lineRule="auto"/>
+        <w:spacing w:after="60" w:before="0" w:line="276" w:lineRule="auto"/>
       </w:pPr>
       <w:r>
         <w:rPr>
@@ -11435,17 +10893,13 @@
           <w:color w:val="2E5C8A"/>
           <w:sz w:val="18"/>
         </w:rPr>
-        <w:t>Figures used: distribution shapes, skew real, percentiles</w:t>
+        <w:t>Common mistake: Reporting a mean on a skewed distribution. It is the single commonest misleading number in business reporting.</w:t>
       </w:r>
     </w:p>
     <w:p>
       <w:pPr>
-        <w:spacing w:after="200"/>
-      </w:pPr>
-    </w:p>
-    <w:p>
-      <w:pPr>
         <w:pStyle w:val="Heading2"/>
+        <w:pageBreakBefore/>
       </w:pPr>
       <w:r>
         <w:t>Session 11 · Comparing groups, and reading time</w:t>
@@ -12369,7 +11823,7 @@
                 <w:rFonts w:ascii="Calibri" w:hAnsi="Calibri"/>
                 <w:sz w:val="18"/>
               </w:rPr>
-              <w:t>Lab, last 50 minutes</w:t>
+              <w:t>Practical work</w:t>
             </w:r>
           </w:p>
         </w:tc>
@@ -12453,76 +11907,9 @@
         <w:spacing w:after="80"/>
       </w:pPr>
     </w:p>
-    <w:tbl>
-      <w:tblPr>
-        <w:tblW w:type="auto" w:w="0"/>
-        <w:jc w:val="center"/>
-        <w:tblLayout w:type="fixed"/>
-        <w:tblLook w:firstColumn="1" w:firstRow="1" w:lastColumn="0" w:lastRow="0" w:noHBand="0" w:noVBand="1" w:val="04A0"/>
-        <w:tblBorders>
-          <w:top w:val="single" w:sz="6" w:space="0" w:color="C55A11"/>
-          <w:bottom w:val="single" w:sz="6" w:space="0" w:color="C55A11"/>
-          <w:left w:val="single" w:sz="24" w:space="0" w:color="C55A11"/>
-          <w:right w:val="single" w:sz="6" w:space="0" w:color="C55A11"/>
-        </w:tblBorders>
-      </w:tblPr>
-      <w:tblGrid>
-        <w:gridCol w:w="9972"/>
-      </w:tblGrid>
-      <w:tr>
-        <w:tc>
-          <w:tcPr>
-            <w:tcW w:type="dxa" w:w="9972"/>
-            <w:tcMar>
-              <w:top w:w="110" w:type="dxa"/>
-              <w:start w:w="170" w:type="dxa"/>
-              <w:bottom w:w="110" w:type="dxa"/>
-              <w:end w:w="140" w:type="dxa"/>
-            </w:tcMar>
-            <w:shd w:val="clear" w:color="auto" w:fill="FFF2CC"/>
-          </w:tcPr>
-          <w:p>
-            <w:pPr>
-              <w:spacing w:after="60"/>
-            </w:pPr>
-            <w:r>
-              <w:rPr>
-                <w:rFonts w:ascii="Calibri" w:hAnsi="Calibri"/>
-                <w:b/>
-                <w:color w:val="C55A11"/>
-                <w:sz w:val="19"/>
-              </w:rPr>
-              <w:t>The mistake this session exists to prevent</w:t>
-            </w:r>
-          </w:p>
-          <w:p>
-            <w:pPr>
-              <w:spacing w:after="0" w:line="269" w:lineRule="auto"/>
-            </w:pPr>
-            <w:r>
-              <w:rPr>
-                <w:rFonts w:ascii="Calibri" w:hAnsi="Calibri"/>
-                <w:sz w:val="20"/>
-              </w:rPr>
-              <w:t>Reporting a count where the audience will read a rate, and calling a seasonal peak growth.</w:t>
-            </w:r>
-          </w:p>
-        </w:tc>
-      </w:tr>
-    </w:tbl>
     <w:p>
       <w:pPr>
-        <w:spacing w:after="160"/>
-      </w:pPr>
-    </w:p>
-    <w:p>
-      <w:pPr>
-        <w:spacing w:after="80"/>
-      </w:pPr>
-    </w:p>
-    <w:p>
-      <w:pPr>
-        <w:spacing w:after="160" w:before="0" w:line="276" w:lineRule="auto"/>
+        <w:spacing w:after="60" w:before="0" w:line="276" w:lineRule="auto"/>
       </w:pPr>
       <w:r>
         <w:rPr>
@@ -12532,17 +11919,13 @@
           <w:color w:val="2E5C8A"/>
           <w:sz w:val="18"/>
         </w:rPr>
-        <w:t>Figures used: rate vs count, seasonality</w:t>
+        <w:t>Common mistake: Reporting a count where the audience will read a rate, and calling a seasonal peak growth.</w:t>
       </w:r>
     </w:p>
     <w:p>
       <w:pPr>
-        <w:spacing w:after="200"/>
-      </w:pPr>
-    </w:p>
-    <w:p>
-      <w:pPr>
         <w:pStyle w:val="Heading2"/>
+        <w:pageBreakBefore/>
       </w:pPr>
       <w:r>
         <w:t>Session 12 · Charts that answer the question</w:t>
@@ -13321,7 +12704,7 @@
                 <w:rFonts w:ascii="Calibri" w:hAnsi="Calibri"/>
                 <w:sz w:val="18"/>
               </w:rPr>
-              <w:t>Lab, last 50 minutes</w:t>
+              <w:t>Practical work</w:t>
             </w:r>
           </w:p>
         </w:tc>
@@ -13405,76 +12788,9 @@
         <w:spacing w:after="80"/>
       </w:pPr>
     </w:p>
-    <w:tbl>
-      <w:tblPr>
-        <w:tblW w:type="auto" w:w="0"/>
-        <w:jc w:val="center"/>
-        <w:tblLayout w:type="fixed"/>
-        <w:tblLook w:firstColumn="1" w:firstRow="1" w:lastColumn="0" w:lastRow="0" w:noHBand="0" w:noVBand="1" w:val="04A0"/>
-        <w:tblBorders>
-          <w:top w:val="single" w:sz="6" w:space="0" w:color="C55A11"/>
-          <w:bottom w:val="single" w:sz="6" w:space="0" w:color="C55A11"/>
-          <w:left w:val="single" w:sz="24" w:space="0" w:color="C55A11"/>
-          <w:right w:val="single" w:sz="6" w:space="0" w:color="C55A11"/>
-        </w:tblBorders>
-      </w:tblPr>
-      <w:tblGrid>
-        <w:gridCol w:w="9972"/>
-      </w:tblGrid>
-      <w:tr>
-        <w:tc>
-          <w:tcPr>
-            <w:tcW w:type="dxa" w:w="9972"/>
-            <w:tcMar>
-              <w:top w:w="110" w:type="dxa"/>
-              <w:start w:w="170" w:type="dxa"/>
-              <w:bottom w:w="110" w:type="dxa"/>
-              <w:end w:w="140" w:type="dxa"/>
-            </w:tcMar>
-            <w:shd w:val="clear" w:color="auto" w:fill="FFF2CC"/>
-          </w:tcPr>
-          <w:p>
-            <w:pPr>
-              <w:spacing w:after="60"/>
-            </w:pPr>
-            <w:r>
-              <w:rPr>
-                <w:rFonts w:ascii="Calibri" w:hAnsi="Calibri"/>
-                <w:b/>
-                <w:color w:val="C55A11"/>
-                <w:sz w:val="19"/>
-              </w:rPr>
-              <w:t>The mistake this session exists to prevent</w:t>
-            </w:r>
-          </w:p>
-          <w:p>
-            <w:pPr>
-              <w:spacing w:after="0" w:line="269" w:lineRule="auto"/>
-            </w:pPr>
-            <w:r>
-              <w:rPr>
-                <w:rFonts w:ascii="Calibri" w:hAnsi="Calibri"/>
-                <w:sz w:val="20"/>
-              </w:rPr>
-              <w:t>Titling a chart 'Revenue by month'. That is the axes read aloud, and it leaves the reader to do the work you were paid to do.</w:t>
-            </w:r>
-          </w:p>
-        </w:tc>
-      </w:tr>
-    </w:tbl>
     <w:p>
       <w:pPr>
-        <w:spacing w:after="160"/>
-      </w:pPr>
-    </w:p>
-    <w:p>
-      <w:pPr>
-        <w:spacing w:after="80"/>
-      </w:pPr>
-    </w:p>
-    <w:p>
-      <w:pPr>
-        <w:spacing w:after="160" w:before="0" w:line="276" w:lineRule="auto"/>
+        <w:spacing w:after="60" w:before="0" w:line="276" w:lineRule="auto"/>
       </w:pPr>
       <w:r>
         <w:rPr>
@@ -13484,17 +12800,13 @@
           <w:color w:val="2E5C8A"/>
           <w:sz w:val="18"/>
         </w:rPr>
-        <w:t>Figures used: chart anatomy, four charts, axis honesty</w:t>
+        <w:t>Common mistake: Titling a chart 'Revenue by month'. That is the axes read aloud, and it leaves the reader to do the work you were paid to do.</w:t>
       </w:r>
     </w:p>
     <w:p>
       <w:pPr>
-        <w:spacing w:after="200"/>
-      </w:pPr>
-    </w:p>
-    <w:p>
-      <w:pPr>
         <w:pStyle w:val="Heading2"/>
+        <w:pageBreakBefore/>
       </w:pPr>
       <w:r>
         <w:t>Session 13 · A whole investigation, end to end</w:t>
@@ -14128,7 +13440,7 @@
                 <w:rFonts w:ascii="Calibri" w:hAnsi="Calibri"/>
                 <w:sz w:val="18"/>
               </w:rPr>
-              <w:t>Lab, last 50 minutes</w:t>
+              <w:t>Practical work</w:t>
             </w:r>
           </w:p>
         </w:tc>
@@ -14151,7 +13463,7 @@
                 <w:rFonts w:ascii="Calibri" w:hAnsi="Calibri"/>
                 <w:sz w:val="18"/>
               </w:rPr>
-              <w:t>Run the routine on the sector dataset you chose: banking and telecom, energy and manufacturing, or public sector and health. Five findings with numbers. This is the mid-track assessment and it is marked on the findings, not the code.</w:t>
+              <w:t>Run the routine on the sector dataset you chose: banking and telecom, energy and manufacturing, or public sector and development. Use the fixed Bank Marketing, synthetic AI4I or Uganda GDP snapshot. Five findings with numbers. This is the sector assessment and it is marked on the findings, not the code.</w:t>
             </w:r>
           </w:p>
         </w:tc>
@@ -14212,67 +13524,20 @@
         <w:spacing w:after="80"/>
       </w:pPr>
     </w:p>
-    <w:tbl>
-      <w:tblPr>
-        <w:tblW w:type="auto" w:w="0"/>
-        <w:jc w:val="center"/>
-        <w:tblLayout w:type="fixed"/>
-        <w:tblLook w:firstColumn="1" w:firstRow="1" w:lastColumn="0" w:lastRow="0" w:noHBand="0" w:noVBand="1" w:val="04A0"/>
-        <w:tblBorders>
-          <w:top w:val="single" w:sz="6" w:space="0" w:color="C55A11"/>
-          <w:bottom w:val="single" w:sz="6" w:space="0" w:color="C55A11"/>
-          <w:left w:val="single" w:sz="24" w:space="0" w:color="C55A11"/>
-          <w:right w:val="single" w:sz="6" w:space="0" w:color="C55A11"/>
-        </w:tblBorders>
-      </w:tblPr>
-      <w:tblGrid>
-        <w:gridCol w:w="9972"/>
-      </w:tblGrid>
-      <w:tr>
-        <w:tc>
-          <w:tcPr>
-            <w:tcW w:type="dxa" w:w="9972"/>
-            <w:tcMar>
-              <w:top w:w="110" w:type="dxa"/>
-              <w:start w:w="170" w:type="dxa"/>
-              <w:bottom w:w="110" w:type="dxa"/>
-              <w:end w:w="140" w:type="dxa"/>
-            </w:tcMar>
-            <w:shd w:val="clear" w:color="auto" w:fill="FFF2CC"/>
-          </w:tcPr>
-          <w:p>
-            <w:pPr>
-              <w:spacing w:after="60"/>
-            </w:pPr>
-            <w:r>
-              <w:rPr>
-                <w:rFonts w:ascii="Calibri" w:hAnsi="Calibri"/>
-                <w:b/>
-                <w:color w:val="C55A11"/>
-                <w:sz w:val="19"/>
-              </w:rPr>
-              <w:t>The mistake this session exists to prevent</w:t>
-            </w:r>
-          </w:p>
-          <w:p>
-            <w:pPr>
-              <w:spacing w:after="0" w:line="269" w:lineRule="auto"/>
-            </w:pPr>
-            <w:r>
-              <w:rPr>
-                <w:rFonts w:ascii="Calibri" w:hAnsi="Calibri"/>
-                <w:sz w:val="20"/>
-              </w:rPr>
-              <w:t>A notebook with forty cells and no conclusion. The routine exists to stop exactly that.</w:t>
-            </w:r>
-          </w:p>
-        </w:tc>
-      </w:tr>
-    </w:tbl>
     <w:p>
       <w:pPr>
-        <w:spacing w:after="160"/>
+        <w:spacing w:after="60" w:before="0" w:line="276" w:lineRule="auto"/>
       </w:pPr>
+      <w:r>
+        <w:rPr>
+          <w:rFonts w:ascii="Calibri" w:hAnsi="Calibri"/>
+          <w:b w:val="0"/>
+          <w:i w:val="0"/>
+          <w:color w:val="2E5C8A"/>
+          <w:sz w:val="18"/>
+        </w:rPr>
+        <w:t>Common mistake: A notebook with forty cells and no conclusion. The routine exists to stop exactly that.</w:t>
+      </w:r>
     </w:p>
     <w:p>
       <w:pPr>
@@ -14291,17 +13556,13 @@
           <w:color w:val="2E5C8A"/>
           <w:sz w:val="18"/>
         </w:rPr>
-        <w:t>Assessed here: Mid-track assessment: five findings on a sector dataset.</w:t>
+        <w:t>Assessed here: Sector assessment: five findings on a sector dataset.</w:t>
       </w:r>
     </w:p>
     <w:p>
       <w:pPr>
-        <w:spacing w:after="200"/>
-      </w:pPr>
-    </w:p>
-    <w:p>
-      <w:pPr>
         <w:pStyle w:val="Heading2"/>
+        <w:pageBreakBefore/>
       </w:pPr>
       <w:r>
         <w:t>Session 14 · Getting data in, and modelling it</w:t>
@@ -14846,7 +14107,7 @@
                 <w:rFonts w:ascii="Calibri" w:hAnsi="Calibri"/>
                 <w:sz w:val="16"/>
               </w:rPr>
-              <w:t>A separate table with one row per date. Without one, your months sort alphabetically.</w:t>
+              <w:t>A table with one row per date for consistent time filtering. Sort month names by month number.</w:t>
             </w:r>
           </w:p>
         </w:tc>
@@ -14920,7 +14181,7 @@
           <w:i w:val="0"/>
           <w:sz w:val="19"/>
         </w:rPr>
-        <w:t>— Build a star schema whose totals are correct.</w:t>
+        <w:t>— Build a relational model whose totals reconcile.</w:t>
       </w:r>
     </w:p>
     <w:p>
@@ -15055,7 +14316,7 @@
                 <w:rFonts w:ascii="Calibri" w:hAnsi="Calibri"/>
                 <w:sz w:val="18"/>
               </w:rPr>
-              <w:t>The model, which is where the marks are. The star schema figure, then five relationships built by hand after deleting every one Power BI guessed. A deliberately wrong relationship first, so the wrong total is seen before the rule is stated. Then the date table, and marking it.</w:t>
+              <w:t>The model: orders links order_items to customers and reps. Inspect the four relationships built by hand after deleting every one Power BI guessed. A deliberately wrong relationship first, so the wrong total is seen before the rule is stated. Then the date table, and marking it.</w:t>
             </w:r>
           </w:p>
         </w:tc>
@@ -15080,7 +14341,7 @@
                 <w:rFonts w:ascii="Calibri" w:hAnsi="Calibri"/>
                 <w:sz w:val="18"/>
               </w:rPr>
-              <w:t>Lab, last 50 minutes</w:t>
+              <w:t>Practical work</w:t>
             </w:r>
           </w:p>
         </w:tc>
@@ -15164,76 +14425,9 @@
         <w:spacing w:after="80"/>
       </w:pPr>
     </w:p>
-    <w:tbl>
-      <w:tblPr>
-        <w:tblW w:type="auto" w:w="0"/>
-        <w:jc w:val="center"/>
-        <w:tblLayout w:type="fixed"/>
-        <w:tblLook w:firstColumn="1" w:firstRow="1" w:lastColumn="0" w:lastRow="0" w:noHBand="0" w:noVBand="1" w:val="04A0"/>
-        <w:tblBorders>
-          <w:top w:val="single" w:sz="6" w:space="0" w:color="C55A11"/>
-          <w:bottom w:val="single" w:sz="6" w:space="0" w:color="C55A11"/>
-          <w:left w:val="single" w:sz="24" w:space="0" w:color="C55A11"/>
-          <w:right w:val="single" w:sz="6" w:space="0" w:color="C55A11"/>
-        </w:tblBorders>
-      </w:tblPr>
-      <w:tblGrid>
-        <w:gridCol w:w="9972"/>
-      </w:tblGrid>
-      <w:tr>
-        <w:tc>
-          <w:tcPr>
-            <w:tcW w:type="dxa" w:w="9972"/>
-            <w:tcMar>
-              <w:top w:w="110" w:type="dxa"/>
-              <w:start w:w="170" w:type="dxa"/>
-              <w:bottom w:w="110" w:type="dxa"/>
-              <w:end w:w="140" w:type="dxa"/>
-            </w:tcMar>
-            <w:shd w:val="clear" w:color="auto" w:fill="FFF2CC"/>
-          </w:tcPr>
-          <w:p>
-            <w:pPr>
-              <w:spacing w:after="60"/>
-            </w:pPr>
-            <w:r>
-              <w:rPr>
-                <w:rFonts w:ascii="Calibri" w:hAnsi="Calibri"/>
-                <w:b/>
-                <w:color w:val="C55A11"/>
-                <w:sz w:val="19"/>
-              </w:rPr>
-              <w:t>The mistake this session exists to prevent</w:t>
-            </w:r>
-          </w:p>
-          <w:p>
-            <w:pPr>
-              <w:spacing w:after="0" w:line="269" w:lineRule="auto"/>
-            </w:pPr>
-            <w:r>
-              <w:rPr>
-                <w:rFonts w:ascii="Calibri" w:hAnsi="Calibri"/>
-                <w:sz w:val="20"/>
-              </w:rPr>
-              <w:t>Trusting the relationships Power BI detects for you. Check every direction, then check a total against a number you already trust.</w:t>
-            </w:r>
-          </w:p>
-        </w:tc>
-      </w:tr>
-    </w:tbl>
     <w:p>
       <w:pPr>
-        <w:spacing w:after="160"/>
-      </w:pPr>
-    </w:p>
-    <w:p>
-      <w:pPr>
-        <w:spacing w:after="80"/>
-      </w:pPr>
-    </w:p>
-    <w:p>
-      <w:pPr>
-        <w:spacing w:after="160" w:before="0" w:line="276" w:lineRule="auto"/>
+        <w:spacing w:after="60" w:before="0" w:line="276" w:lineRule="auto"/>
       </w:pPr>
       <w:r>
         <w:rPr>
@@ -15243,7 +14437,7 @@
           <w:color w:val="2E5C8A"/>
           <w:sz w:val="18"/>
         </w:rPr>
-        <w:t>Figures used: star schema</w:t>
+        <w:t>Common mistake: Trusting the relationships Power BI detects for you. Check every direction, then check a total against a number you already trust.</w:t>
       </w:r>
     </w:p>
     <w:p>
@@ -15263,17 +14457,13 @@
           <w:color w:val="2E5C8A"/>
           <w:sz w:val="18"/>
         </w:rPr>
-        <w:t>Note: Power BI Desktop is Windows only. Mac participants work in the browser Service throughout, loading CSVs they have already cleaned in pandas; the lab gives both paths and names the three things the browser cannot do.</w:t>
+        <w:t>Note: Power BI Desktop requires Windows. Rehearse the browser semantic-model editor and Power Query with the actual learner account, workspace permissions and tenant settings. Use the CSV lab route; arrange a Windows lab machine if browser editing is unavailable.</w:t>
       </w:r>
     </w:p>
     <w:p>
       <w:pPr>
-        <w:spacing w:after="200"/>
-      </w:pPr>
-    </w:p>
-    <w:p>
-      <w:pPr>
         <w:pStyle w:val="Heading2"/>
+        <w:pageBreakBefore/>
       </w:pPr>
       <w:r>
         <w:t>Session 15 · Measures, a dashboard, and presenting it</w:t>
@@ -16052,7 +15242,7 @@
                 <w:rFonts w:ascii="Calibri" w:hAnsi="Calibri"/>
                 <w:sz w:val="18"/>
               </w:rPr>
-              <w:t>Lab, last 50 minutes</w:t>
+              <w:t>Practical work</w:t>
             </w:r>
           </w:p>
         </w:tc>
@@ -16075,7 +15265,7 @@
                 <w:rFonts w:ascii="Calibri" w:hAnsi="Calibri"/>
                 <w:sz w:val="18"/>
               </w:rPr>
-              <w:t>Finish the dashboard, then present. Five minutes each plus questions from the room, and everybody asks at least one question of somebody else. Then twenty minutes on the one report you will replace at work this month.</w:t>
+              <w:t>Finish the dashboard in 50 minutes. Submit a five-minute narrated presentation. The final hour contains selected demonstrations and 20 minutes on applying the analysis at work.</w:t>
             </w:r>
           </w:p>
         </w:tc>
@@ -16136,67 +15326,20 @@
         <w:spacing w:after="80"/>
       </w:pPr>
     </w:p>
-    <w:tbl>
-      <w:tblPr>
-        <w:tblW w:type="auto" w:w="0"/>
-        <w:jc w:val="center"/>
-        <w:tblLayout w:type="fixed"/>
-        <w:tblLook w:firstColumn="1" w:firstRow="1" w:lastColumn="0" w:lastRow="0" w:noHBand="0" w:noVBand="1" w:val="04A0"/>
-        <w:tblBorders>
-          <w:top w:val="single" w:sz="6" w:space="0" w:color="C55A11"/>
-          <w:bottom w:val="single" w:sz="6" w:space="0" w:color="C55A11"/>
-          <w:left w:val="single" w:sz="24" w:space="0" w:color="C55A11"/>
-          <w:right w:val="single" w:sz="6" w:space="0" w:color="C55A11"/>
-        </w:tblBorders>
-      </w:tblPr>
-      <w:tblGrid>
-        <w:gridCol w:w="9972"/>
-      </w:tblGrid>
-      <w:tr>
-        <w:tc>
-          <w:tcPr>
-            <w:tcW w:type="dxa" w:w="9972"/>
-            <w:tcMar>
-              <w:top w:w="110" w:type="dxa"/>
-              <w:start w:w="170" w:type="dxa"/>
-              <w:bottom w:w="110" w:type="dxa"/>
-              <w:end w:w="140" w:type="dxa"/>
-            </w:tcMar>
-            <w:shd w:val="clear" w:color="auto" w:fill="FFF2CC"/>
-          </w:tcPr>
-          <w:p>
-            <w:pPr>
-              <w:spacing w:after="60"/>
-            </w:pPr>
-            <w:r>
-              <w:rPr>
-                <w:rFonts w:ascii="Calibri" w:hAnsi="Calibri"/>
-                <w:b/>
-                <w:color w:val="C55A11"/>
-                <w:sz w:val="19"/>
-              </w:rPr>
-              <w:t>The mistake this session exists to prevent</w:t>
-            </w:r>
-          </w:p>
-          <w:p>
-            <w:pPr>
-              <w:spacing w:after="0" w:line="269" w:lineRule="auto"/>
-            </w:pPr>
-            <w:r>
-              <w:rPr>
-                <w:rFonts w:ascii="Calibri" w:hAnsi="Calibri"/>
-                <w:sz w:val="20"/>
-              </w:rPr>
-              <w:t>A dashboard with fourteen visuals and no answer, presented method first. Nobody outside the room cares which library you used.</w:t>
-            </w:r>
-          </w:p>
-        </w:tc>
-      </w:tr>
-    </w:tbl>
     <w:p>
       <w:pPr>
-        <w:spacing w:after="160"/>
+        <w:spacing w:after="60" w:before="0" w:line="276" w:lineRule="auto"/>
       </w:pPr>
+      <w:r>
+        <w:rPr>
+          <w:rFonts w:ascii="Calibri" w:hAnsi="Calibri"/>
+          <w:b w:val="0"/>
+          <w:i w:val="0"/>
+          <w:color w:val="2E5C8A"/>
+          <w:sz w:val="18"/>
+        </w:rPr>
+        <w:t>Common mistake: A dashboard with fourteen visuals and no answer, presented method first. Nobody outside the room cares which library you used.</w:t>
+      </w:r>
     </w:p>
     <w:p>
       <w:pPr>
@@ -16235,7 +15378,7 @@
           <w:color w:val="2E5C8A"/>
           <w:sz w:val="18"/>
         </w:rPr>
-        <w:t>Note: With more than about fourteen participants, five minutes each will not fit alongside the dashboard clinic. Either run the presentations in two parallel groups with a second marker, or add a sixteenth session.</w:t>
+        <w:t>Note: Session 15 uses 30 minutes for DAX, 10 break, 20 for design, 50 dashboard completion, 10 break, 40 selected demonstrations and 20 application planning. Every learner submits a five-minute narrated presentation with the capstone for rubric assessment; selected live demonstrations provide discussion, not extra marks.</w:t>
       </w:r>
     </w:p>
     <w:p>
@@ -16604,7 +15747,7 @@
                 <w:rFonts w:ascii="Calibri" w:hAnsi="Calibri"/>
                 <w:sz w:val="18"/>
               </w:rPr>
-              <w:t>Mid-track investigation</w:t>
+              <w:t>Sector investigation</w:t>
             </w:r>
           </w:p>
         </w:tc>
@@ -16771,7 +15914,7 @@
                 <w:rFonts w:ascii="Calibri" w:hAnsi="Calibri"/>
                 <w:sz w:val="18"/>
               </w:rPr>
-              <w:t>A dashboard whose totals reconcile, one page of recommendation, and five minutes in front of the room. Marked on whether a decision maker could act on it.</w:t>
+              <w:t>A dashboard whose totals reconcile, one page of recommendation, and a five-minute presentation with narration in speaker notes. Marked on whether a decision maker could act on it.</w:t>
             </w:r>
           </w:p>
         </w:tc>
@@ -16821,7 +15964,7 @@
                 <w:color w:val="2E5C8A"/>
                 <w:sz w:val="19"/>
               </w:rPr>
-              <w:t>Two checkpoints are marked against a key, in seconds</w:t>
+              <w:t>Automatic assessment has explicit release checks</w:t>
             </w:r>
           </w:p>
           <w:p>
@@ -16833,10 +15976,10 @@
                 <w:rFonts w:ascii="Calibri" w:hAnsi="Calibri"/>
                 <w:sz w:val="20"/>
               </w:rPr>
-              <w:t>The course dataset is generated, so the correct answer to every lab question is known exactly and sits in data/answer_key.json. Checkpoint 1 either matches or does not, and the participant finds out in the session rather than a week later. That is worth more than a careful written mark.</w:t>
+              <w:t>S05 SQL is checked against a reference in an isolated container. S09 combines 50 executed marks with 50 local-model cleaning-log marks. Local reasoning requires a passing current calibration, and unresolved results remain blank. It is not an instant guarantee of correctness.</w:t>
               <w:br/>
               <w:br/>
-              <w:t>The two later pieces cannot work that way and are marked on judgement: whether the findings have numbers attached, whether the limitations are stated, and whether a manager could act on the recommendation.</w:t>
+              <w:t>S13 has draft numerical checks for 40 Analysis marks; S15 has draft checks for 20 reported-measure marks. Their remaining criteria and complete evidence workflows must be validated before release. Actual session dates are still required for the timed forms. The independent track retains weights 15%, 15%, 30% and 40% and its own learner roster.</w:t>
             </w:r>
           </w:p>
         </w:tc>
@@ -16862,7 +16005,7 @@
           <w:i w:val="0"/>
           <w:sz w:val="21"/>
         </w:rPr>
-        <w:t>One generated course dataset carries the teaching, and five verified open datasets carry the real-world work from week two onward. Every licence below was checked, and the ones that did not survive that check are listed in section 5 with the reason.</w:t>
+        <w:t>The generated Riverside dataset carries the core teaching. Fixed local snapshots now cover Bank Marketing, synthetic AI4I and Uganda GDP for 2000–2023. Their README records provenance, transformations and interpretation limits; their manifest records hashes. Other sources below remain optional and must be staged before use. See section 6 for sources considered and rejected.</w:t>
       </w:r>
     </w:p>
     <w:p>
@@ -17688,7 +16831,7 @@
                 <w:rFonts w:ascii="Calibri" w:hAnsi="Calibri"/>
                 <w:sz w:val="17"/>
               </w:rPr>
-              <w:t>Banking, finance and telecom capstone. Campaign contacts against an outcome, so it carries segmentation, rates and cross-tabs. The duration column leaks the outcome and must be dropped, which makes it a good lesson about leakage.</w:t>
+              <w:t>Banking, finance and telecom capstone. Campaign contacts against an outcome, so it carries segmentation, rates and cross-tabs. Call duration is known only after the call, so it must not justify pre-call targeting decisions.</w:t>
             </w:r>
           </w:p>
         </w:tc>
@@ -17966,7 +17109,7 @@
                 <w:rFonts w:ascii="Calibri" w:hAnsi="Calibri"/>
                 <w:sz w:val="17"/>
               </w:rPr>
-              <w:t>Energy, mining and manufacturing capstone. Machine sensor readings against a failure flag. The imbalance is the point: a rule that predicts no failure is 96.6% accurate and useless.</w:t>
+              <w:t>Energy, mining and manufacturing capstone. Synthetic machine observations against a failure flag. The imbalance is the point: a rule that predicts no failure is 96.6% accurate and useless.</w:t>
             </w:r>
           </w:p>
         </w:tc>
@@ -19333,7 +18476,7 @@
         <w:pageBreakBefore/>
       </w:pPr>
       <w:r>
-        <w:t>4 · The glossary, which is a handout in its own right</w:t>
+        <w:t>5 · The glossary, which is a handout in its own right</w:t>
       </w:r>
     </w:p>
     <w:p>
@@ -19451,7 +18594,7 @@
         <w:pageBreakBefore/>
       </w:pPr>
       <w:r>
-        <w:t>5 · Datasets that were considered and rejected</w:t>
+        <w:t>6 · Datasets that were considered and rejected</w:t>
       </w:r>
     </w:p>
     <w:p>
@@ -19834,7 +18977,7 @@
                 <w:color w:val="2E5C8A"/>
                 <w:sz w:val="19"/>
               </w:rPr>
-              <w:t>One question decides half of this</w:t>
+              <w:t>Keep source terms with distributed data</w:t>
             </w:r>
           </w:p>
           <w:p>
@@ -19846,7 +18989,7 @@
                 <w:rFonts w:ascii="Calibri" w:hAnsi="Calibri"/>
                 <w:sz w:val="20"/>
               </w:rPr>
-              <w:t>Whether the course is paid for. A NonCommercial licence is fine for a university module and not fine for commercial training, and it rules out both Olist and the WHO Global Health Observatory. This track is built entirely from CC BY 4.0 and course-owned data, so it is safe either way. If it will never be commercial, Olist is worth reconsidering for the SQL sessions: nine related tables is a better teaching schema than anything else available.</w:t>
+              <w:t>Use the source attribution and licence recorded for each dataset; the listed sources do not all have the same licence. The staged UCI snapshots use CC BY 4.0; World Bank data also have additional terms, and Healthsites uses ODbL. Keep original snapshots and identify changes in derived files. A course being university-based does not by itself establish permission for every proposed reuse. Confirm the applicable source terms before adding a new dataset or publishing derived work. Reference: https://creativecommons.org/faq/</w:t>
             </w:r>
           </w:p>
         </w:tc>
@@ -19858,7 +19001,7 @@
         <w:pageBreakBefore/>
       </w:pPr>
       <w:r>
-        <w:t>6 · What the instructor does before session 1</w:t>
+        <w:t>7 · What the instructor does before session 1</w:t>
       </w:r>
     </w:p>
     <w:tbl>
@@ -20250,7 +19393,7 @@
                 <w:rFonts w:ascii="Calibri" w:hAnsi="Calibri"/>
                 <w:sz w:val="17"/>
               </w:rPr>
-              <w:t>Session 10 is the session most likely to lose the room, and the difference is whether the instructor has already hit the date-table problem.</w:t>
+              <w:t>Sessions 14–15 require a rehearsed account and machine setup, and the difference is whether the instructor has already hit the date-table problem.</w:t>
             </w:r>
           </w:p>
         </w:tc>
@@ -20395,7 +19538,7 @@
                 <w:rFonts w:ascii="Calibri" w:hAnsi="Calibri"/>
                 <w:sz w:val="17"/>
               </w:rPr>
-              <w:t>It changes week four. Power BI Desktop is Windows only, and the browser path needs the data pre-cleaned, which changes what you hand out in session 10.</w:t>
+              <w:t>It affects Week 5. Power BI Desktop requires Windows. Rehearse the browser model editor with the actual account and its workspace/tenant permissions, or arrange a Windows lab machine.</w:t>
             </w:r>
           </w:p>
         </w:tc>
@@ -20478,7 +19621,7 @@
         <w:pageBreakBefore/>
       </w:pPr>
       <w:r>
-        <w:t>7 · Kit, room and logistics</w:t>
+        <w:t>8 · Kit, room and logistics</w:t>
       </w:r>
     </w:p>
     <w:p>
@@ -20757,7 +19900,7 @@
                 <w:rFonts w:ascii="Calibri" w:hAnsi="Calibri"/>
                 <w:sz w:val="18"/>
               </w:rPr>
-              <w:t>Power BI Desktop on Windows, free. Mac participants use the browser Service: it cannot give them the full Power Query editor, local file refresh, or the SQLite connector, so the week five labs give both paths.</w:t>
+              <w:t>Power BI Desktop on Windows, free. Mac participants use the browser Service with model-editing permissions rehearsed before class. Use the supplied CSVs; web Power Query availability depends on account and tenant settings.</w:t>
             </w:r>
           </w:p>
         </w:tc>
@@ -20855,7 +19998,7 @@
                 <w:color w:val="C55A11"/>
                 <w:sz w:val="19"/>
               </w:rPr>
-              <w:t>Power BI Desktop is Windows only, and this is planned for</w:t>
+              <w:t>Rehearse the Power BI route before Week 5</w:t>
             </w:r>
           </w:p>
           <w:p>
@@ -20867,7 +20010,7 @@
                 <w:rFonts w:ascii="Calibri" w:hAnsi="Calibri"/>
                 <w:sz w:val="20"/>
               </w:rPr>
-              <w:t>Mac participants use the browser Service throughout week four. It cannot give them the full Power Query editor, a local file as a refreshing source, or the SQLite connector, so the week four labs state both paths and those participants load pre-cleaned CSVs that they produce in pandas. That is closer to how a real pipeline works anyway, so it is worth saying out loud rather than apologising for.</w:t>
+              <w:t>Desktop requires Windows. The browser semantic-model editor now includes Power Query, subject to model ownership, workspace permissions and tenant settings. A local CSV upload remains a snapshot; refreshing data needs a supported source. Use the CSV lab path and test it with the actual learner account. If editing is unavailable, pre-provision a Windows lab machine. Reference: https://learn.microsoft.com/en-us/power-bi/transform-model/service-edit-data-models</w:t>
             </w:r>
           </w:p>
         </w:tc>
@@ -21004,7 +20147,7 @@
                 <w:rFonts w:ascii="Calibri" w:hAnsi="Calibri"/>
                 <w:sz w:val="18"/>
               </w:rPr>
-              <w:t>Twelve to twenty. Above twenty the lab stops working, because the instructor cannot reach everybody in fifty minutes. Above fourteen, session 15 needs a second marker or a sixteenth session for the presentations.</w:t>
+              <w:t>Twelve to twenty. Above twenty the lab stops working, because the instructor cannot reach everybody in fifty minutes. Session 15 uses submitted narrated presentations for individual assessment and selected live demonstrations for discussion.</w:t>
             </w:r>
           </w:p>
         </w:tc>
@@ -21102,7 +20245,7 @@
                 <w:rFonts w:ascii="Calibri" w:hAnsi="Calibri"/>
                 <w:sz w:val="18"/>
               </w:rPr>
-              <w:t>The instructor types everything live. Nothing is pasted from a finished notebook, because the errors are half the teaching.</w:t>
+              <w:t>Demonstrate short examples live, including error recovery. Keep a prepared notebook as a fallback so debugging does not consume the practical period.</w:t>
             </w:r>
           </w:p>
         </w:tc>
@@ -21162,7 +20305,7 @@
         <w:pageBreakBefore/>
       </w:pPr>
       <w:r>
-        <w:t>8 · What was cut, and why</w:t>
+        <w:t>9 · What was cut, and why</w:t>
       </w:r>
     </w:p>
     <w:p>
@@ -21521,7 +20664,7 @@
         <w:pageBreakBefore/>
       </w:pPr>
       <w:r>
-        <w:t>9 · Where this departs from the roadmap.sh path</w:t>
+        <w:t>10 · Where this departs from the roadmap.sh path</w:t>
       </w:r>
     </w:p>
     <w:p>
@@ -21535,7 +20678,7 @@
           <w:i w:val="0"/>
           <w:sz w:val="21"/>
         </w:rPr>
-        <w:t>The track is built on the roadmap.sh data-analyst path and every session names the part of it being taught. Three deliberate departures, each with a reason.</w:t>
+        <w:t>The track is built on the roadmap.sh data-analyst path and every session names the part of it being taught. The deliberate departures, each with a reason.</w:t>
       </w:r>
     </w:p>
     <w:p>
@@ -21638,7 +20781,7 @@
           <w:i w:val="0"/>
           <w:sz w:val="19"/>
         </w:rPr>
-        <w:t>It is on the roadmap's later branches and it is not on this one. Forty-five hours buys either a competent analyst or a bad modeller. Session 15 says where to go next for the other thing.</w:t>
+        <w:t>It is on the roadmap's later branches and it is not on this one. The available time is allocated to data foundations, analysis and communication. Session 15 introduces further learning routes, including machine learning where the learner needs prediction.</w:t>
       </w:r>
     </w:p>
     <w:p>
@@ -21656,7 +20799,7 @@
         <w:pStyle w:val="Heading2"/>
       </w:pPr>
       <w:r>
-        <w:t>What to do next, which session 12 covers</w:t>
+        <w:t>What to do next, which session 15 introduces</w:t>
       </w:r>
     </w:p>
     <w:p>
@@ -21670,7 +20813,7 @@
           <w:i w:val="0"/>
           <w:sz w:val="21"/>
         </w:rPr>
-        <w:t>Thirty-six hours makes a competent analyst who can be trusted with a question. It does not make a data scientist, and the honest thing is to say where the next step is: statistics and experiment design if the work is about causes, machine learning if it is about prediction, and engineering if the bottleneck turns out to be getting the data rather than analysing it. Most participants find the bottleneck is the third one.</w:t>
+        <w:t>Forty-five hours provides a foundation for guided analysis; competence must be demonstrated in the submitted work. Further practice can develop statistics and experiment design for causal questions, machine learning for prediction, or data engineering for reliable collection and refresh. Choose the next step from the work the learner needs to do, rather than treating course attendance as proof of mastery.</w:t>
       </w:r>
     </w:p>
     <w:sectPr>
